--- a/template-article-ru.docx
+++ b/template-article-ru.docx
@@ -67,6 +67,7 @@
         </w:pBdr>
         <w:spacing w:before="160" w:after="80"/>
       </w:pPr>
+      <w:proofErr w:type="spellStart"/>
       <w:r>
         <w:rPr>
           <w:b/>
@@ -75,6 +76,7 @@
         </w:rPr>
         <w:t>Аннотация</w:t>
       </w:r>
+      <w:proofErr w:type="spellEnd"/>
     </w:p>
     <w:p>
       <w:pPr>
@@ -86,13 +88,46 @@
           <w:sz w:val="22"/>
           <w:szCs w:val="22"/>
         </w:rPr>
-        <w:t>[Аннотация 150–250 слов]</w:t>
+        <w:t>[</w:t>
+      </w:r>
+      <w:proofErr w:type="spellStart"/>
+      <w:r>
+        <w:rPr>
+          <w:sz w:val="22"/>
+          <w:szCs w:val="22"/>
+        </w:rPr>
+        <w:t>Аннотация</w:t>
+      </w:r>
+      <w:proofErr w:type="spellEnd"/>
+      <w:r>
+        <w:rPr>
+          <w:sz w:val="22"/>
+          <w:szCs w:val="22"/>
+        </w:rPr>
+        <w:t xml:space="preserve"> 150–250 </w:t>
+      </w:r>
+      <w:proofErr w:type="spellStart"/>
+      <w:r>
+        <w:rPr>
+          <w:sz w:val="22"/>
+          <w:szCs w:val="22"/>
+        </w:rPr>
+        <w:t>слов</w:t>
+      </w:r>
+      <w:proofErr w:type="spellEnd"/>
+      <w:r>
+        <w:rPr>
+          <w:sz w:val="22"/>
+          <w:szCs w:val="22"/>
+        </w:rPr>
+        <w:t>]</w:t>
       </w:r>
     </w:p>
     <w:p>
       <w:pPr>
         <w:spacing w:after="160"/>
       </w:pPr>
+      <w:proofErr w:type="spellStart"/>
       <w:r>
         <w:rPr>
           <w:b/>
@@ -101,14 +136,63 @@
           <w:sz w:val="20"/>
           <w:szCs w:val="20"/>
         </w:rPr>
-        <w:t xml:space="preserve">Ключевые слова: </w:t>
-      </w:r>
-      <w:r>
-        <w:rPr>
+        <w:t>Ключевые</w:t>
+      </w:r>
+      <w:proofErr w:type="spellEnd"/>
+      <w:r>
+        <w:rPr>
+          <w:b/>
+          <w:bCs/>
+          <w:color w:val="8B2635"/>
           <w:sz w:val="20"/>
           <w:szCs w:val="20"/>
         </w:rPr>
-        <w:t>[4–6 слов]</w:t>
+        <w:t xml:space="preserve"> </w:t>
+      </w:r>
+      <w:proofErr w:type="spellStart"/>
+      <w:r>
+        <w:rPr>
+          <w:b/>
+          <w:bCs/>
+          <w:color w:val="8B2635"/>
+          <w:sz w:val="20"/>
+          <w:szCs w:val="20"/>
+        </w:rPr>
+        <w:t>слова</w:t>
+      </w:r>
+      <w:proofErr w:type="spellEnd"/>
+      <w:r>
+        <w:rPr>
+          <w:b/>
+          <w:bCs/>
+          <w:color w:val="8B2635"/>
+          <w:sz w:val="20"/>
+          <w:szCs w:val="20"/>
+        </w:rPr>
+        <w:t xml:space="preserve">: </w:t>
+      </w:r>
+      <w:r>
+        <w:rPr>
+          <w:sz w:val="20"/>
+          <w:szCs w:val="20"/>
+        </w:rPr>
+        <w:t xml:space="preserve">[4–6 </w:t>
+      </w:r>
+      <w:proofErr w:type="spellStart"/>
+      <w:r>
+        <w:rPr>
+          <w:sz w:val="20"/>
+          <w:szCs w:val="20"/>
+        </w:rPr>
+        <w:t>слов</w:t>
+      </w:r>
+      <w:proofErr w:type="spellEnd"/>
+      <w:r>
+        <w:rPr>
+          <w:sz w:val="20"/>
+          <w:szCs w:val="20"/>
+        </w:rPr>
+        <w:t>]</w:t>
       </w:r>
     </w:p>
     <w:p>
@@ -423,12 +507,8 @@
       </w:r>
     </w:p>
     <w:sectPr>
-      <w:headerReference w:type="even" r:id="rId7"/>
-      <w:headerReference w:type="default" r:id="rId8"/>
-      <w:footerReference w:type="even" r:id="rId9"/>
-      <w:footerReference w:type="default" r:id="rId10"/>
-      <w:headerReference w:type="first" r:id="rId11"/>
-      <w:footerReference w:type="first" r:id="rId12"/>
+      <w:headerReference w:type="default" r:id="rId7"/>
+      <w:footerReference w:type="default" r:id="rId8"/>
       <w:pgSz w:w="11906" w:h="16838"/>
       <w:pgMar w:top="1134" w:right="1134" w:bottom="1134" w:left="1134" w:header="708" w:footer="708" w:gutter="0"/>
       <w:cols w:space="720"/>
@@ -461,16 +541,6 @@
 <w:ftr xmlns:wpc="http://schemas.microsoft.com/office/word/2010/wordprocessingCanvas" xmlns:cx="http://schemas.microsoft.com/office/drawing/2014/chartex" xmlns:cx1="http://schemas.microsoft.com/office/drawing/2015/9/8/chartex" xmlns:cx2="http://schemas.microsoft.com/office/drawing/2015/10/21/chartex" xmlns:cx3="http://schemas.microsoft.com/office/drawing/2016/5/9/chartex" xmlns:cx4="http://schemas.microsoft.com/office/drawing/2016/5/10/chartex" xmlns:cx5="http://schemas.microsoft.com/office/drawing/2016/5/11/chartex" xmlns:cx6="http://schemas.microsoft.com/office/drawing/2016/5/12/chartex" xmlns:cx7="http://schemas.microsoft.com/office/drawing/2016/5/13/chartex" xmlns:cx8="http://schemas.microsoft.com/office/drawing/2016/5/14/chartex" xmlns:mc="http://schemas.openxmlformats.org/markup-compatibility/2006" xmlns:aink="http://schemas.microsoft.com/office/drawing/2016/ink" xmlns:am3d="http://schemas.microsoft.com/office/drawing/2017/model3d" xmlns:o="urn:schemas-microsoft-com:office:office" xmlns:oel="http://schemas.microsoft.com/office/2019/extlst" xmlns:r="http://schemas.openxmlformats.org/officeDocument/2006/relationships" xmlns:m="http://schemas.openxmlformats.org/officeDocument/2006/math" xmlns:v="urn:schemas-microsoft-com:vml" xmlns:wp14="http://schemas.microsoft.com/office/word/2010/wordprocessingDrawing" xmlns:wp="http://schemas.openxmlformats.org/drawingml/2006/wordprocessingDrawing" xmlns:w10="urn:schemas-microsoft-com:office:word" xmlns:w="http://schemas.openxmlformats.org/wordprocessingml/2006/main" xmlns:w14="http://schemas.microsoft.com/office/word/2010/wordml" xmlns:w15="http://schemas.microsoft.com/office/word/2012/wordml" xmlns:w16cex="http://schemas.microsoft.com/office/word/2018/wordml/cex" xmlns:w16cid="http://schemas.microsoft.com/office/word/2016/wordml/cid" xmlns:w16="http://schemas.microsoft.com/office/word/2018/wordml" xmlns:w16du="http://schemas.microsoft.com/office/word/2023/wordml/word16du" xmlns:w16sdtdh="http://schemas.microsoft.com/office/word/2020/wordml/sdtdatahash" xmlns:w16sdtfl="http://schemas.microsoft.com/office/word/2024/wordml/sdtformatlock" xmlns:w16se="http://schemas.microsoft.com/office/word/2015/wordml/symex" xmlns:wpg="http://schemas.microsoft.com/office/word/2010/wordprocessingGroup" xmlns:wpi="http://schemas.microsoft.com/office/word/2010/wordprocessingInk" xmlns:wne="http://schemas.microsoft.com/office/word/2006/wordml" xmlns:wps="http://schemas.microsoft.com/office/word/2010/wordprocessingShape" mc:Ignorable="w14 w15 w16se w16cid w16 w16cex w16sdtdh w16sdtfl w16du wp14">
   <w:p>
     <w:pPr>
-      <w:pStyle w:val="Footer"/>
-    </w:pPr>
-  </w:p>
-</w:ftr>
-</file>
-
-<file path=word/footer2.xml><?xml version="1.0" encoding="utf-8"?>
-<w:ftr xmlns:wpc="http://schemas.microsoft.com/office/word/2010/wordprocessingCanvas" xmlns:cx="http://schemas.microsoft.com/office/drawing/2014/chartex" xmlns:cx1="http://schemas.microsoft.com/office/drawing/2015/9/8/chartex" xmlns:cx2="http://schemas.microsoft.com/office/drawing/2015/10/21/chartex" xmlns:cx3="http://schemas.microsoft.com/office/drawing/2016/5/9/chartex" xmlns:cx4="http://schemas.microsoft.com/office/drawing/2016/5/10/chartex" xmlns:cx5="http://schemas.microsoft.com/office/drawing/2016/5/11/chartex" xmlns:cx6="http://schemas.microsoft.com/office/drawing/2016/5/12/chartex" xmlns:cx7="http://schemas.microsoft.com/office/drawing/2016/5/13/chartex" xmlns:cx8="http://schemas.microsoft.com/office/drawing/2016/5/14/chartex" xmlns:mc="http://schemas.openxmlformats.org/markup-compatibility/2006" xmlns:aink="http://schemas.microsoft.com/office/drawing/2016/ink" xmlns:am3d="http://schemas.microsoft.com/office/drawing/2017/model3d" xmlns:o="urn:schemas-microsoft-com:office:office" xmlns:oel="http://schemas.microsoft.com/office/2019/extlst" xmlns:r="http://schemas.openxmlformats.org/officeDocument/2006/relationships" xmlns:m="http://schemas.openxmlformats.org/officeDocument/2006/math" xmlns:v="urn:schemas-microsoft-com:vml" xmlns:wp14="http://schemas.microsoft.com/office/word/2010/wordprocessingDrawing" xmlns:wp="http://schemas.openxmlformats.org/drawingml/2006/wordprocessingDrawing" xmlns:w10="urn:schemas-microsoft-com:office:word" xmlns:w="http://schemas.openxmlformats.org/wordprocessingml/2006/main" xmlns:w14="http://schemas.microsoft.com/office/word/2010/wordml" xmlns:w15="http://schemas.microsoft.com/office/word/2012/wordml" xmlns:w16cex="http://schemas.microsoft.com/office/word/2018/wordml/cex" xmlns:w16cid="http://schemas.microsoft.com/office/word/2016/wordml/cid" xmlns:w16="http://schemas.microsoft.com/office/word/2018/wordml" xmlns:w16du="http://schemas.microsoft.com/office/word/2023/wordml/word16du" xmlns:w16sdtdh="http://schemas.microsoft.com/office/word/2020/wordml/sdtdatahash" xmlns:w16sdtfl="http://schemas.microsoft.com/office/word/2024/wordml/sdtformatlock" xmlns:w16se="http://schemas.microsoft.com/office/word/2015/wordml/symex" xmlns:wpg="http://schemas.microsoft.com/office/word/2010/wordprocessingGroup" xmlns:wpi="http://schemas.microsoft.com/office/word/2010/wordprocessingInk" xmlns:wne="http://schemas.microsoft.com/office/word/2006/wordml" xmlns:wps="http://schemas.microsoft.com/office/word/2010/wordprocessingShape" mc:Ignorable="w14 w15 w16se w16cid w16 w16cex w16sdtdh w16sdtfl w16du wp14">
-  <w:p>
-    <w:pPr>
       <w:pBdr>
         <w:top w:val="single" w:sz="12" w:space="1" w:color="C79A3B"/>
       </w:pBdr>
@@ -717,10 +787,8 @@
     <w:pPr>
       <w:spacing w:before="30"/>
       <w:jc w:val="center"/>
-      <w:rPr>
-        <w:lang w:val="ru-RU"/>
-      </w:rPr>
     </w:pPr>
+    <w:proofErr w:type="gramStart"/>
     <w:r>
       <w:rPr>
         <w:color w:val="666666"/>
@@ -734,10 +802,10 @@
         <w:color w:val="666666"/>
         <w:sz w:val="12"/>
         <w:szCs w:val="12"/>
-        <w:lang w:val="ru-RU"/>
       </w:rPr>
       <w:t>://</w:t>
     </w:r>
+    <w:proofErr w:type="spellStart"/>
     <w:r>
       <w:rPr>
         <w:color w:val="666666"/>
@@ -746,15 +814,16 @@
       </w:rPr>
       <w:t>rlsj</w:t>
     </w:r>
+    <w:proofErr w:type="spellEnd"/>
     <w:r>
       <w:rPr>
         <w:color w:val="666666"/>
         <w:sz w:val="12"/>
         <w:szCs w:val="12"/>
-        <w:lang w:val="ru-RU"/>
       </w:rPr>
       <w:t>.</w:t>
     </w:r>
+    <w:proofErr w:type="spellStart"/>
     <w:r>
       <w:rPr>
         <w:color w:val="666666"/>
@@ -763,31 +832,32 @@
       </w:rPr>
       <w:t>ir</w:t>
     </w:r>
+    <w:proofErr w:type="spellEnd"/>
     <w:r>
       <w:rPr>
         <w:color w:val="666666"/>
         <w:sz w:val="12"/>
         <w:szCs w:val="12"/>
-        <w:lang w:val="ru-RU"/>
-      </w:rPr>
-      <w:t xml:space="preserve">  ·  </w:t>
-    </w:r>
+      </w:rPr>
+      <w:t xml:space="preserve">  ·</w:t>
+    </w:r>
+    <w:proofErr w:type="gramEnd"/>
     <w:r>
       <w:rPr>
         <w:color w:val="666666"/>
         <w:sz w:val="12"/>
         <w:szCs w:val="12"/>
       </w:rPr>
-      <w:t>mm</w:t>
-    </w:r>
+      <w:t xml:space="preserve">  </w:t>
+    </w:r>
+    <w:proofErr w:type="gramStart"/>
     <w:r>
       <w:rPr>
         <w:color w:val="666666"/>
         <w:sz w:val="12"/>
         <w:szCs w:val="12"/>
-        <w:lang w:val="ru-RU"/>
-      </w:rPr>
-      <w:t>.</w:t>
+      </w:rPr>
+      <w:t>mm</w:t>
     </w:r>
     <w:r>
       <w:rPr>
@@ -795,50 +865,51 @@
         <w:sz w:val="12"/>
         <w:szCs w:val="12"/>
       </w:rPr>
-      <w:t>rubin</w:t>
-    </w:r>
+      <w:t>.</w:t>
+    </w:r>
+    <w:proofErr w:type="spellStart"/>
     <w:r>
       <w:rPr>
         <w:color w:val="666666"/>
         <w:sz w:val="12"/>
         <w:szCs w:val="12"/>
-        <w:lang w:val="ru-RU"/>
-      </w:rPr>
-      <w:t>@</w:t>
-    </w:r>
+      </w:rPr>
+      <w:t>rubin</w:t>
+    </w:r>
+    <w:proofErr w:type="spellEnd"/>
     <w:r>
       <w:rPr>
         <w:color w:val="666666"/>
         <w:sz w:val="12"/>
         <w:szCs w:val="12"/>
       </w:rPr>
-      <w:t>ut</w:t>
-    </w:r>
+      <w:t>@</w:t>
+    </w:r>
+    <w:proofErr w:type="spellStart"/>
     <w:r>
       <w:rPr>
         <w:color w:val="666666"/>
         <w:sz w:val="12"/>
         <w:szCs w:val="12"/>
-        <w:lang w:val="ru-RU"/>
-      </w:rPr>
-      <w:t>.</w:t>
-    </w:r>
+      </w:rPr>
+      <w:t>ut</w:t>
+    </w:r>
+    <w:proofErr w:type="spellEnd"/>
     <w:r>
       <w:rPr>
         <w:color w:val="666666"/>
         <w:sz w:val="12"/>
         <w:szCs w:val="12"/>
       </w:rPr>
-      <w:t>ac</w:t>
+      <w:t>.</w:t>
     </w:r>
     <w:r>
       <w:rPr>
         <w:color w:val="666666"/>
         <w:sz w:val="12"/>
         <w:szCs w:val="12"/>
-        <w:lang w:val="ru-RU"/>
-      </w:rPr>
-      <w:t>.</w:t>
+      </w:rPr>
+      <w:t>ac</w:t>
     </w:r>
     <w:r>
       <w:rPr>
@@ -846,35 +917,43 @@
         <w:sz w:val="12"/>
         <w:szCs w:val="12"/>
       </w:rPr>
-      <w:t>ir</w:t>
-    </w:r>
+      <w:t>.</w:t>
+    </w:r>
+    <w:proofErr w:type="spellStart"/>
     <w:r>
       <w:rPr>
         <w:color w:val="666666"/>
         <w:sz w:val="12"/>
         <w:szCs w:val="12"/>
-        <w:lang w:val="ru-RU"/>
-      </w:rPr>
-      <w:t xml:space="preserve">  ·  © 2026 </w:t>
-    </w:r>
+      </w:rPr>
+      <w:t>ir</w:t>
+    </w:r>
+    <w:proofErr w:type="spellEnd"/>
     <w:r>
       <w:rPr>
         <w:color w:val="666666"/>
         <w:sz w:val="12"/>
         <w:szCs w:val="12"/>
       </w:rPr>
+      <w:t xml:space="preserve">  ·</w:t>
+    </w:r>
+    <w:proofErr w:type="gramEnd"/>
+    <w:r>
+      <w:rPr>
+        <w:color w:val="666666"/>
+        <w:sz w:val="12"/>
+        <w:szCs w:val="12"/>
+      </w:rPr>
+      <w:t xml:space="preserve">  © 2026 </w:t>
+    </w:r>
+    <w:r>
+      <w:rPr>
+        <w:color w:val="666666"/>
+        <w:sz w:val="12"/>
+        <w:szCs w:val="12"/>
+      </w:rPr>
       <w:t>RLS</w:t>
     </w:r>
-  </w:p>
-</w:ftr>
-</file>
-
-<file path=word/footer3.xml><?xml version="1.0" encoding="utf-8"?>
-<w:ftr xmlns:wpc="http://schemas.microsoft.com/office/word/2010/wordprocessingCanvas" xmlns:cx="http://schemas.microsoft.com/office/drawing/2014/chartex" xmlns:cx1="http://schemas.microsoft.com/office/drawing/2015/9/8/chartex" xmlns:cx2="http://schemas.microsoft.com/office/drawing/2015/10/21/chartex" xmlns:cx3="http://schemas.microsoft.com/office/drawing/2016/5/9/chartex" xmlns:cx4="http://schemas.microsoft.com/office/drawing/2016/5/10/chartex" xmlns:cx5="http://schemas.microsoft.com/office/drawing/2016/5/11/chartex" xmlns:cx6="http://schemas.microsoft.com/office/drawing/2016/5/12/chartex" xmlns:cx7="http://schemas.microsoft.com/office/drawing/2016/5/13/chartex" xmlns:cx8="http://schemas.microsoft.com/office/drawing/2016/5/14/chartex" xmlns:mc="http://schemas.openxmlformats.org/markup-compatibility/2006" xmlns:aink="http://schemas.microsoft.com/office/drawing/2016/ink" xmlns:am3d="http://schemas.microsoft.com/office/drawing/2017/model3d" xmlns:o="urn:schemas-microsoft-com:office:office" xmlns:oel="http://schemas.microsoft.com/office/2019/extlst" xmlns:r="http://schemas.openxmlformats.org/officeDocument/2006/relationships" xmlns:m="http://schemas.openxmlformats.org/officeDocument/2006/math" xmlns:v="urn:schemas-microsoft-com:vml" xmlns:wp14="http://schemas.microsoft.com/office/word/2010/wordprocessingDrawing" xmlns:wp="http://schemas.openxmlformats.org/drawingml/2006/wordprocessingDrawing" xmlns:w10="urn:schemas-microsoft-com:office:word" xmlns:w="http://schemas.openxmlformats.org/wordprocessingml/2006/main" xmlns:w14="http://schemas.microsoft.com/office/word/2010/wordml" xmlns:w15="http://schemas.microsoft.com/office/word/2012/wordml" xmlns:w16cex="http://schemas.microsoft.com/office/word/2018/wordml/cex" xmlns:w16cid="http://schemas.microsoft.com/office/word/2016/wordml/cid" xmlns:w16="http://schemas.microsoft.com/office/word/2018/wordml" xmlns:w16du="http://schemas.microsoft.com/office/word/2023/wordml/word16du" xmlns:w16sdtdh="http://schemas.microsoft.com/office/word/2020/wordml/sdtdatahash" xmlns:w16sdtfl="http://schemas.microsoft.com/office/word/2024/wordml/sdtformatlock" xmlns:w16se="http://schemas.microsoft.com/office/word/2015/wordml/symex" xmlns:wpg="http://schemas.microsoft.com/office/word/2010/wordprocessingGroup" xmlns:wpi="http://schemas.microsoft.com/office/word/2010/wordprocessingInk" xmlns:wne="http://schemas.microsoft.com/office/word/2006/wordml" xmlns:wps="http://schemas.microsoft.com/office/word/2010/wordprocessingShape" mc:Ignorable="w14 w15 w16se w16cid w16 w16cex w16sdtdh w16sdtfl w16du wp14">
-  <w:p>
-    <w:pPr>
-      <w:pStyle w:val="Footer"/>
-    </w:pPr>
   </w:p>
 </w:ftr>
 </file>
@@ -899,16 +978,6 @@
 </file>
 
 <file path=word/header1.xml><?xml version="1.0" encoding="utf-8"?>
-<w:hdr xmlns:wpc="http://schemas.microsoft.com/office/word/2010/wordprocessingCanvas" xmlns:cx="http://schemas.microsoft.com/office/drawing/2014/chartex" xmlns:cx1="http://schemas.microsoft.com/office/drawing/2015/9/8/chartex" xmlns:cx2="http://schemas.microsoft.com/office/drawing/2015/10/21/chartex" xmlns:cx3="http://schemas.microsoft.com/office/drawing/2016/5/9/chartex" xmlns:cx4="http://schemas.microsoft.com/office/drawing/2016/5/10/chartex" xmlns:cx5="http://schemas.microsoft.com/office/drawing/2016/5/11/chartex" xmlns:cx6="http://schemas.microsoft.com/office/drawing/2016/5/12/chartex" xmlns:cx7="http://schemas.microsoft.com/office/drawing/2016/5/13/chartex" xmlns:cx8="http://schemas.microsoft.com/office/drawing/2016/5/14/chartex" xmlns:mc="http://schemas.openxmlformats.org/markup-compatibility/2006" xmlns:aink="http://schemas.microsoft.com/office/drawing/2016/ink" xmlns:am3d="http://schemas.microsoft.com/office/drawing/2017/model3d" xmlns:o="urn:schemas-microsoft-com:office:office" xmlns:oel="http://schemas.microsoft.com/office/2019/extlst" xmlns:r="http://schemas.openxmlformats.org/officeDocument/2006/relationships" xmlns:m="http://schemas.openxmlformats.org/officeDocument/2006/math" xmlns:v="urn:schemas-microsoft-com:vml" xmlns:wp14="http://schemas.microsoft.com/office/word/2010/wordprocessingDrawing" xmlns:wp="http://schemas.openxmlformats.org/drawingml/2006/wordprocessingDrawing" xmlns:w10="urn:schemas-microsoft-com:office:word" xmlns:w="http://schemas.openxmlformats.org/wordprocessingml/2006/main" xmlns:w14="http://schemas.microsoft.com/office/word/2010/wordml" xmlns:w15="http://schemas.microsoft.com/office/word/2012/wordml" xmlns:w16cex="http://schemas.microsoft.com/office/word/2018/wordml/cex" xmlns:w16cid="http://schemas.microsoft.com/office/word/2016/wordml/cid" xmlns:w16="http://schemas.microsoft.com/office/word/2018/wordml" xmlns:w16du="http://schemas.microsoft.com/office/word/2023/wordml/word16du" xmlns:w16sdtdh="http://schemas.microsoft.com/office/word/2020/wordml/sdtdatahash" xmlns:w16sdtfl="http://schemas.microsoft.com/office/word/2024/wordml/sdtformatlock" xmlns:w16se="http://schemas.microsoft.com/office/word/2015/wordml/symex" xmlns:wpg="http://schemas.microsoft.com/office/word/2010/wordprocessingGroup" xmlns:wpi="http://schemas.microsoft.com/office/word/2010/wordprocessingInk" xmlns:wne="http://schemas.microsoft.com/office/word/2006/wordml" xmlns:wps="http://schemas.microsoft.com/office/word/2010/wordprocessingShape" mc:Ignorable="w14 w15 w16se w16cid w16 w16cex w16sdtdh w16sdtfl w16du wp14">
-  <w:p>
-    <w:pPr>
-      <w:pStyle w:val="Header"/>
-    </w:pPr>
-  </w:p>
-</w:hdr>
-</file>
-
-<file path=word/header2.xml><?xml version="1.0" encoding="utf-8"?>
 <w:hdr xmlns:wpc="http://schemas.microsoft.com/office/word/2010/wordprocessingCanvas" xmlns:cx="http://schemas.microsoft.com/office/drawing/2014/chartex" xmlns:cx1="http://schemas.microsoft.com/office/drawing/2015/9/8/chartex" xmlns:cx2="http://schemas.microsoft.com/office/drawing/2015/10/21/chartex" xmlns:cx3="http://schemas.microsoft.com/office/drawing/2016/5/9/chartex" xmlns:cx4="http://schemas.microsoft.com/office/drawing/2016/5/10/chartex" xmlns:cx5="http://schemas.microsoft.com/office/drawing/2016/5/11/chartex" xmlns:cx6="http://schemas.microsoft.com/office/drawing/2016/5/12/chartex" xmlns:cx7="http://schemas.microsoft.com/office/drawing/2016/5/13/chartex" xmlns:cx8="http://schemas.microsoft.com/office/drawing/2016/5/14/chartex" xmlns:mc="http://schemas.openxmlformats.org/markup-compatibility/2006" xmlns:aink="http://schemas.microsoft.com/office/drawing/2016/ink" xmlns:am3d="http://schemas.microsoft.com/office/drawing/2017/model3d" xmlns:o="urn:schemas-microsoft-com:office:office" xmlns:oel="http://schemas.microsoft.com/office/2019/extlst" xmlns:r="http://schemas.openxmlformats.org/officeDocument/2006/relationships" xmlns:m="http://schemas.openxmlformats.org/officeDocument/2006/math" xmlns:v="urn:schemas-microsoft-com:vml" xmlns:wp14="http://schemas.microsoft.com/office/word/2010/wordprocessingDrawing" xmlns:wp="http://schemas.openxmlformats.org/drawingml/2006/wordprocessingDrawing" xmlns:w10="urn:schemas-microsoft-com:office:word" xmlns:w="http://schemas.openxmlformats.org/wordprocessingml/2006/main" xmlns:w14="http://schemas.microsoft.com/office/word/2010/wordml" xmlns:w15="http://schemas.microsoft.com/office/word/2012/wordml" xmlns:w16cex="http://schemas.microsoft.com/office/word/2018/wordml/cex" xmlns:w16cid="http://schemas.microsoft.com/office/word/2016/wordml/cid" xmlns:w16="http://schemas.microsoft.com/office/word/2018/wordml" xmlns:w16du="http://schemas.microsoft.com/office/word/2023/wordml/word16du" xmlns:w16sdtdh="http://schemas.microsoft.com/office/word/2020/wordml/sdtdatahash" xmlns:w16sdtfl="http://schemas.microsoft.com/office/word/2024/wordml/sdtformatlock" xmlns:w16se="http://schemas.microsoft.com/office/word/2015/wordml/symex" xmlns:wpg="http://schemas.microsoft.com/office/word/2010/wordprocessingGroup" xmlns:wpi="http://schemas.microsoft.com/office/word/2010/wordprocessingInk" xmlns:wne="http://schemas.microsoft.com/office/word/2006/wordml" xmlns:wps="http://schemas.microsoft.com/office/word/2010/wordprocessingShape" mc:Ignorable="w14 w15 w16se w16cid w16 w16cex w16sdtdh w16sdtfl w16du wp14">
   <w:p>
     <w:pPr>
@@ -965,6 +1034,7 @@
         <w:bottom w:val="single" w:sz="12" w:space="1" w:color="C79A3B"/>
       </w:pBdr>
       <w:spacing w:after="60"/>
+      <w:jc w:val="center"/>
       <w:rPr>
         <w:lang w:val="ru-RU"/>
       </w:rPr>
@@ -1130,6 +1200,7 @@
       </w:rPr>
       <w:t xml:space="preserve">  </w:t>
     </w:r>
+    <w:proofErr w:type="gramStart"/>
     <w:r>
       <w:rPr>
         <w:color w:val="666666"/>
@@ -1138,24 +1209,43 @@
       </w:rPr>
       <w:t xml:space="preserve">·  </w:t>
     </w:r>
+    <w:proofErr w:type="spellStart"/>
     <w:r>
       <w:rPr>
         <w:color w:val="666666"/>
         <w:sz w:val="14"/>
         <w:szCs w:val="14"/>
       </w:rPr>
-      <w:t>Принята: ..../..../....</w:t>
-    </w:r>
-  </w:p>
-</w:hdr>
-</file>
-
-<file path=word/header3.xml><?xml version="1.0" encoding="utf-8"?>
-<w:hdr xmlns:wpc="http://schemas.microsoft.com/office/word/2010/wordprocessingCanvas" xmlns:cx="http://schemas.microsoft.com/office/drawing/2014/chartex" xmlns:cx1="http://schemas.microsoft.com/office/drawing/2015/9/8/chartex" xmlns:cx2="http://schemas.microsoft.com/office/drawing/2015/10/21/chartex" xmlns:cx3="http://schemas.microsoft.com/office/drawing/2016/5/9/chartex" xmlns:cx4="http://schemas.microsoft.com/office/drawing/2016/5/10/chartex" xmlns:cx5="http://schemas.microsoft.com/office/drawing/2016/5/11/chartex" xmlns:cx6="http://schemas.microsoft.com/office/drawing/2016/5/12/chartex" xmlns:cx7="http://schemas.microsoft.com/office/drawing/2016/5/13/chartex" xmlns:cx8="http://schemas.microsoft.com/office/drawing/2016/5/14/chartex" xmlns:mc="http://schemas.openxmlformats.org/markup-compatibility/2006" xmlns:aink="http://schemas.microsoft.com/office/drawing/2016/ink" xmlns:am3d="http://schemas.microsoft.com/office/drawing/2017/model3d" xmlns:o="urn:schemas-microsoft-com:office:office" xmlns:oel="http://schemas.microsoft.com/office/2019/extlst" xmlns:r="http://schemas.openxmlformats.org/officeDocument/2006/relationships" xmlns:m="http://schemas.openxmlformats.org/officeDocument/2006/math" xmlns:v="urn:schemas-microsoft-com:vml" xmlns:wp14="http://schemas.microsoft.com/office/word/2010/wordprocessingDrawing" xmlns:wp="http://schemas.openxmlformats.org/drawingml/2006/wordprocessingDrawing" xmlns:w10="urn:schemas-microsoft-com:office:word" xmlns:w="http://schemas.openxmlformats.org/wordprocessingml/2006/main" xmlns:w14="http://schemas.microsoft.com/office/word/2010/wordml" xmlns:w15="http://schemas.microsoft.com/office/word/2012/wordml" xmlns:w16cex="http://schemas.microsoft.com/office/word/2018/wordml/cex" xmlns:w16cid="http://schemas.microsoft.com/office/word/2016/wordml/cid" xmlns:w16="http://schemas.microsoft.com/office/word/2018/wordml" xmlns:w16du="http://schemas.microsoft.com/office/word/2023/wordml/word16du" xmlns:w16sdtdh="http://schemas.microsoft.com/office/word/2020/wordml/sdtdatahash" xmlns:w16sdtfl="http://schemas.microsoft.com/office/word/2024/wordml/sdtformatlock" xmlns:w16se="http://schemas.microsoft.com/office/word/2015/wordml/symex" xmlns:wpg="http://schemas.microsoft.com/office/word/2010/wordprocessingGroup" xmlns:wpi="http://schemas.microsoft.com/office/word/2010/wordprocessingInk" xmlns:wne="http://schemas.microsoft.com/office/word/2006/wordml" xmlns:wps="http://schemas.microsoft.com/office/word/2010/wordprocessingShape" mc:Ignorable="w14 w15 w16se w16cid w16 w16cex w16sdtdh w16sdtfl w16du wp14">
-  <w:p>
-    <w:pPr>
-      <w:pStyle w:val="Header"/>
-    </w:pPr>
+      <w:t>Принята</w:t>
+    </w:r>
+    <w:proofErr w:type="spellEnd"/>
+    <w:proofErr w:type="gramEnd"/>
+    <w:r>
+      <w:rPr>
+        <w:color w:val="666666"/>
+        <w:sz w:val="14"/>
+        <w:szCs w:val="14"/>
+      </w:rPr>
+      <w:t xml:space="preserve">: </w:t>
+    </w:r>
+    <w:proofErr w:type="gramStart"/>
+    <w:r>
+      <w:rPr>
+        <w:color w:val="666666"/>
+        <w:sz w:val="14"/>
+        <w:szCs w:val="14"/>
+      </w:rPr>
+      <w:t>..../..../</w:t>
+    </w:r>
+    <w:proofErr w:type="gramEnd"/>
+    <w:r>
+      <w:rPr>
+        <w:color w:val="666666"/>
+        <w:sz w:val="14"/>
+        <w:szCs w:val="14"/>
+      </w:rPr>
+      <w:t>....</w:t>
+    </w:r>
   </w:p>
 </w:hdr>
 </file>
